--- a/projects/demo_cadre_training/output/c_mode/投标文件封面/filled.docx
+++ b/projects/demo_cadre_training/output/c_mode/投标文件封面/filled.docx
@@ -2,59 +2,717 @@
 <file path=word/document.xml><?xml version="1.0" encoding="utf-8"?>
 <w:document xmlns:wpc="http://schemas.microsoft.com/office/word/2010/wordprocessingCanvas" xmlns:mo="http://schemas.microsoft.com/office/mac/office/2008/main" xmlns:mc="http://schemas.openxmlformats.org/markup-compatibility/2006" xmlns:mv="urn:schemas-microsoft-com:mac:vml" xmlns:o="urn:schemas-microsoft-com:office:office" xmlns:r="http://schemas.openxmlformats.org/officeDocument/2006/relationships" xmlns:m="http://schemas.openxmlformats.org/officeDocument/2006/math" xmlns:v="urn:schemas-microsoft-com:vml" xmlns:wp14="http://schemas.microsoft.com/office/word/2010/wordprocessingDrawing" xmlns:wp="http://schemas.openxmlformats.org/drawingml/2006/wordprocessingDrawing" xmlns:w10="urn:schemas-microsoft-com:office:word" xmlns:w="http://schemas.openxmlformats.org/wordprocessingml/2006/main" xmlns:w14="http://schemas.microsoft.com/office/word/2010/wordml" xmlns:wpg="http://schemas.microsoft.com/office/word/2010/wordprocessingGroup" xmlns:wpi="http://schemas.microsoft.com/office/word/2010/wordprocessingInk" xmlns:wne="http://schemas.microsoft.com/office/word/2006/wordml" xmlns:wps="http://schemas.microsoft.com/office/word/2010/wordprocessingShape" mc:Ignorable="w14 wp14">
   <w:body>
-    <w:p>
-      <w:r>
-        <w:t>A 市直属单位 2026 年度干部综合能力提升培训服务采购项目</w:t>
-      </w:r>
-    </w:p>
-    <w:p>
-      <w:r>
-        <w:t>响应文件</w:t>
-      </w:r>
-    </w:p>
-    <w:p>
-      <w:r>
-        <w:t>项目编号:DEMO-2026-001</w:t>
-      </w:r>
-    </w:p>
-    <w:p>
-      <w:r>
-        <w:t xml:space="preserve">供应商:示例科技有限公司 (电子签章)</w:t>
-      </w:r>
-    </w:p>
-    <w:p>
-      <w:r>
-        <w:t>法定代表人:</w:t>
-      </w:r>
-      <w:r>
-        <w:rPr>
-          <w:color w:val="FF0000"/>
-          <w:b/>
-        </w:rPr>
-        <w:t xml:space="preserve">【待填:法代(电子签名)】</w:t>
-      </w:r>
-      <w:r>
-        <w:t xml:space="preserve"> (电子签名)</w:t>
-      </w:r>
-    </w:p>
-    <w:p>
-      <w:r>
-        <w:t>日期:</w:t>
-      </w:r>
-      <w:r>
-        <w:rPr>
-          <w:color w:val="FF0000"/>
-          <w:b/>
-        </w:rPr>
-        <w:t xml:space="preserve">【待填:提交日期】</w:t>
-      </w:r>
-    </w:p>
     <w:sectPr>
       <w:pgSz w:w="12240" w:h="15840"/>
       <w:pgMar w:top="1440" w:right="1800" w:bottom="1440" w:left="1800" w:header="720" w:footer="720" w:gutter="0"/>
       <w:cols w:space="720"/>
       <w:docGrid w:linePitch="360"/>
     </w:sectPr>
+    <w:p>
+      <w:pPr>
+        <w:ind w:firstLine="420"/>
+      </w:pPr>
+      <w:r>
+        <w:rPr>
+          <w:rFonts w:ascii="Times New Roman" w:hAnsi="Times New Roman" w:eastAsia="宋体"/>
+          <w:b w:val="0"/>
+          <w:sz w:val="24"/>
+        </w:rPr>
+        <w:t>一、投标文件封面</w:t>
+      </w:r>
+    </w:p>
+    <w:p>
+      <w:pPr>
+        <w:ind w:firstLine="420"/>
+      </w:pPr>
+      <w:r>
+        <w:rPr>
+          <w:rFonts w:ascii="Times New Roman" w:hAnsi="Times New Roman" w:eastAsia="宋体"/>
+          <w:b w:val="0"/>
+          <w:sz w:val="24"/>
+        </w:rPr>
+        <w:t>二、资格响应文件</w:t>
+      </w:r>
+    </w:p>
+    <w:p>
+      <w:pPr>
+        <w:ind w:firstLine="420"/>
+      </w:pPr>
+      <w:r>
+        <w:rPr>
+          <w:rFonts w:ascii="Times New Roman" w:hAnsi="Times New Roman" w:eastAsia="宋体"/>
+          <w:b w:val="0"/>
+          <w:sz w:val="24"/>
+        </w:rPr>
+        <w:t>(一)供应商资格声明</w:t>
+      </w:r>
+    </w:p>
+    <w:p>
+      <w:pPr>
+        <w:ind w:firstLine="420"/>
+      </w:pPr>
+      <w:r>
+        <w:rPr>
+          <w:rFonts w:ascii="Times New Roman" w:hAnsi="Times New Roman" w:eastAsia="宋体"/>
+          <w:b w:val="0"/>
+          <w:sz w:val="24"/>
+        </w:rPr>
+        <w:t>(二)法定代表人身份证明或授权书</w:t>
+      </w:r>
+    </w:p>
+    <w:p>
+      <w:pPr>
+        <w:ind w:firstLine="420"/>
+      </w:pPr>
+      <w:r>
+        <w:rPr>
+          <w:rFonts w:ascii="Times New Roman" w:hAnsi="Times New Roman" w:eastAsia="宋体"/>
+          <w:b w:val="0"/>
+          <w:sz w:val="24"/>
+        </w:rPr>
+        <w:t>(三)其他资格证明文件</w:t>
+      </w:r>
+    </w:p>
+    <w:p>
+      <w:pPr>
+        <w:ind w:firstLine="420"/>
+      </w:pPr>
+      <w:r>
+        <w:rPr>
+          <w:rFonts w:ascii="Times New Roman" w:hAnsi="Times New Roman" w:eastAsia="宋体"/>
+          <w:b w:val="0"/>
+          <w:sz w:val="24"/>
+        </w:rPr>
+        <w:t>(四)不参与围标串标承诺书</w:t>
+      </w:r>
+    </w:p>
+    <w:p>
+      <w:pPr>
+        <w:ind w:firstLine="420"/>
+      </w:pPr>
+      <w:r>
+        <w:rPr>
+          <w:rFonts w:ascii="Times New Roman" w:hAnsi="Times New Roman" w:eastAsia="宋体"/>
+          <w:b w:val="0"/>
+          <w:sz w:val="24"/>
+        </w:rPr>
+        <w:t>三、报价响应文件</w:t>
+      </w:r>
+    </w:p>
+    <w:p>
+      <w:pPr>
+        <w:ind w:firstLine="420"/>
+      </w:pPr>
+      <w:r>
+        <w:rPr>
+          <w:rFonts w:ascii="Times New Roman" w:hAnsi="Times New Roman" w:eastAsia="宋体"/>
+          <w:b w:val="0"/>
+          <w:sz w:val="24"/>
+        </w:rPr>
+        <w:t>(一)开标一览表</w:t>
+      </w:r>
+    </w:p>
+    <w:p>
+      <w:pPr>
+        <w:ind w:firstLine="420"/>
+      </w:pPr>
+      <w:r>
+        <w:rPr>
+          <w:rFonts w:ascii="Times New Roman" w:hAnsi="Times New Roman" w:eastAsia="宋体"/>
+          <w:b w:val="0"/>
+          <w:sz w:val="24"/>
+        </w:rPr>
+        <w:t>四、商务、技术响应文件</w:t>
+      </w:r>
+    </w:p>
+    <w:p>
+      <w:pPr>
+        <w:ind w:firstLine="420"/>
+      </w:pPr>
+      <w:r>
+        <w:rPr>
+          <w:rFonts w:ascii="Times New Roman" w:hAnsi="Times New Roman" w:eastAsia="宋体"/>
+          <w:b w:val="0"/>
+          <w:sz w:val="24"/>
+        </w:rPr>
+        <w:t>(一)磋商申请</w:t>
+      </w:r>
+    </w:p>
+    <w:p>
+      <w:pPr>
+        <w:ind w:firstLine="420"/>
+      </w:pPr>
+      <w:r>
+        <w:rPr>
+          <w:rFonts w:ascii="Times New Roman" w:hAnsi="Times New Roman" w:eastAsia="宋体"/>
+          <w:b w:val="0"/>
+          <w:sz w:val="24"/>
+        </w:rPr>
+        <w:t>(二)商务部分</w:t>
+      </w:r>
+    </w:p>
+    <w:p>
+      <w:pPr>
+        <w:ind w:firstLine="420"/>
+      </w:pPr>
+      <w:r>
+        <w:rPr>
+          <w:rFonts w:ascii="Times New Roman" w:hAnsi="Times New Roman" w:eastAsia="宋体"/>
+          <w:b w:val="0"/>
+          <w:sz w:val="24"/>
+        </w:rPr>
+        <w:t>(三)技术部分</w:t>
+      </w:r>
+    </w:p>
+    <w:p>
+      <w:r>
+        <w:rPr>
+          <w:rFonts w:ascii="Times New Roman" w:hAnsi="Times New Roman" w:eastAsia="宋体"/>
+          <w:b w:val="0"/>
+          <w:sz w:val="24"/>
+        </w:rPr>
+      </w:r>
+    </w:p>
+    <w:p>
+      <w:r>
+        <w:rPr>
+          <w:rFonts w:ascii="Times New Roman" w:hAnsi="Times New Roman" w:eastAsia="宋体"/>
+          <w:b w:val="0"/>
+          <w:sz w:val="24"/>
+        </w:rPr>
+        <w:t>一、投标文件封面</w:t>
+      </w:r>
+    </w:p>
+    <w:p>
+      <w:pPr>
+        <w:ind w:firstLine="420"/>
+      </w:pPr>
+      <w:r>
+        <w:rPr>
+          <w:rFonts w:ascii="Times New Roman" w:hAnsi="Times New Roman" w:eastAsia="宋体"/>
+          <w:b w:val="0"/>
+          <w:sz w:val="24"/>
+        </w:rPr>
+        <w:t>项目名称:________________</w:t>
+      </w:r>
+    </w:p>
+    <w:p>
+      <w:pPr>
+        <w:ind w:firstLine="420"/>
+      </w:pPr>
+      <w:r>
+        <w:rPr>
+          <w:rFonts w:ascii="Times New Roman" w:hAnsi="Times New Roman" w:eastAsia="宋体"/>
+          <w:b w:val="0"/>
+          <w:sz w:val="24"/>
+        </w:rPr>
+        <w:t>供应商(电子签章):________________</w:t>
+      </w:r>
+    </w:p>
+    <w:p>
+      <w:pPr>
+        <w:ind w:firstLine="420"/>
+      </w:pPr>
+      <w:r>
+        <w:rPr>
+          <w:rFonts w:ascii="Times New Roman" w:hAnsi="Times New Roman" w:eastAsia="宋体"/>
+          <w:b w:val="0"/>
+          <w:sz w:val="24"/>
+        </w:rPr>
+        <w:t>法定代表人(电子签名):________________</w:t>
+      </w:r>
+    </w:p>
+    <w:p>
+      <w:pPr>
+        <w:ind w:firstLine="420"/>
+      </w:pPr>
+      <w:r>
+        <w:rPr>
+          <w:rFonts w:ascii="Times New Roman" w:hAnsi="Times New Roman" w:eastAsia="宋体"/>
+          <w:b w:val="0"/>
+          <w:sz w:val="24"/>
+        </w:rPr>
+        <w:t>日期:____年__月__日</w:t>
+      </w:r>
+    </w:p>
+    <w:p>
+      <w:r>
+        <w:rPr>
+          <w:rFonts w:ascii="Times New Roman" w:hAnsi="Times New Roman" w:eastAsia="宋体"/>
+          <w:b w:val="0"/>
+          <w:sz w:val="24"/>
+        </w:rPr>
+      </w:r>
+    </w:p>
+    <w:p>
+      <w:r>
+        <w:rPr>
+          <w:rFonts w:ascii="Times New Roman" w:hAnsi="Times New Roman" w:eastAsia="宋体"/>
+          <w:b w:val="0"/>
+          <w:sz w:val="24"/>
+        </w:rPr>
+        <w:t>二、资格响应文件</w:t>
+      </w:r>
+    </w:p>
+    <w:p>
+      <w:pPr>
+        <w:ind w:firstLine="420"/>
+      </w:pPr>
+      <w:r>
+        <w:rPr>
+          <w:rFonts w:ascii="Times New Roman" w:hAnsi="Times New Roman" w:eastAsia="宋体"/>
+          <w:b w:val="0"/>
+          <w:sz w:val="24"/>
+        </w:rPr>
+        <w:t>(一)供应商资格声明</w:t>
+      </w:r>
+    </w:p>
+    <w:p>
+      <w:pPr>
+        <w:ind w:firstLine="420"/>
+      </w:pPr>
+      <w:r>
+        <w:rPr>
+          <w:rFonts w:ascii="Times New Roman" w:hAnsi="Times New Roman" w:eastAsia="宋体"/>
+          <w:b w:val="0"/>
+          <w:sz w:val="24"/>
+        </w:rPr>
+        <w:t>投标人名称:________________</w:t>
+      </w:r>
+    </w:p>
+    <w:p>
+      <w:pPr>
+        <w:ind w:firstLine="420"/>
+      </w:pPr>
+      <w:r>
+        <w:rPr>
+          <w:rFonts w:ascii="Times New Roman" w:hAnsi="Times New Roman" w:eastAsia="宋体"/>
+          <w:b w:val="0"/>
+          <w:sz w:val="24"/>
+        </w:rPr>
+        <w:t>营业执照注册号:________________</w:t>
+      </w:r>
+    </w:p>
+    <w:p>
+      <w:pPr>
+        <w:ind w:firstLine="420"/>
+      </w:pPr>
+      <w:r>
+        <w:rPr>
+          <w:rFonts w:ascii="Times New Roman" w:hAnsi="Times New Roman" w:eastAsia="宋体"/>
+          <w:b w:val="0"/>
+          <w:sz w:val="24"/>
+        </w:rPr>
+        <w:t>注册资金:________ 邮政编码:________</w:t>
+      </w:r>
+    </w:p>
+    <w:p>
+      <w:pPr>
+        <w:ind w:firstLine="420"/>
+      </w:pPr>
+      <w:r>
+        <w:rPr>
+          <w:rFonts w:ascii="Times New Roman" w:hAnsi="Times New Roman" w:eastAsia="宋体"/>
+          <w:b w:val="0"/>
+          <w:sz w:val="24"/>
+        </w:rPr>
+        <w:t>成立日期:____年__月__日</w:t>
+      </w:r>
+    </w:p>
+    <w:p>
+      <w:pPr>
+        <w:ind w:firstLine="420"/>
+      </w:pPr>
+      <w:r>
+        <w:rPr>
+          <w:rFonts w:ascii="Times New Roman" w:hAnsi="Times New Roman" w:eastAsia="宋体"/>
+          <w:b w:val="0"/>
+          <w:sz w:val="24"/>
+        </w:rPr>
+        <w:t>地址:________________</w:t>
+      </w:r>
+    </w:p>
+    <w:p>
+      <w:pPr>
+        <w:ind w:firstLine="420"/>
+      </w:pPr>
+      <w:r>
+        <w:rPr>
+          <w:rFonts w:ascii="Times New Roman" w:hAnsi="Times New Roman" w:eastAsia="宋体"/>
+          <w:b w:val="0"/>
+          <w:sz w:val="24"/>
+        </w:rPr>
+        <w:t>经营范围:________________</w:t>
+      </w:r>
+    </w:p>
+    <w:p>
+      <w:pPr>
+        <w:ind w:firstLine="420"/>
+      </w:pPr>
+      <w:r>
+        <w:rPr>
+          <w:rFonts w:ascii="Times New Roman" w:hAnsi="Times New Roman" w:eastAsia="宋体"/>
+          <w:b w:val="0"/>
+          <w:sz w:val="24"/>
+        </w:rPr>
+        <w:t>声明:本公司具备并满足《政府采购法》第二十二条的全部规定。</w:t>
+      </w:r>
+    </w:p>
+    <w:p>
+      <w:pPr>
+        <w:ind w:firstLine="420"/>
+      </w:pPr>
+      <w:r>
+        <w:rPr>
+          <w:rFonts w:ascii="Times New Roman" w:hAnsi="Times New Roman" w:eastAsia="宋体"/>
+          <w:b w:val="0"/>
+          <w:sz w:val="24"/>
+        </w:rPr>
+        <w:t>供应商(电子签章):____________ 日期:____年__月__日</w:t>
+      </w:r>
+    </w:p>
+    <w:p>
+      <w:r>
+        <w:rPr>
+          <w:rFonts w:ascii="Times New Roman" w:hAnsi="Times New Roman" w:eastAsia="宋体"/>
+          <w:b w:val="0"/>
+          <w:sz w:val="24"/>
+        </w:rPr>
+      </w:r>
+    </w:p>
+    <w:p>
+      <w:r>
+        <w:rPr>
+          <w:rFonts w:ascii="Times New Roman" w:hAnsi="Times New Roman" w:eastAsia="宋体"/>
+          <w:b w:val="0"/>
+          <w:sz w:val="24"/>
+        </w:rPr>
+        <w:t>(二)法定代表人身份证明或附有法定代表人身份证明的授权书</w:t>
+      </w:r>
+    </w:p>
+    <w:p>
+      <w:pPr>
+        <w:ind w:firstLine="420"/>
+      </w:pPr>
+      <w:r>
+        <w:rPr>
+          <w:rFonts w:ascii="Times New Roman" w:hAnsi="Times New Roman" w:eastAsia="宋体"/>
+          <w:b w:val="0"/>
+          <w:sz w:val="24"/>
+        </w:rPr>
+        <w:t>供应商名称:________________</w:t>
+      </w:r>
+    </w:p>
+    <w:p>
+      <w:pPr>
+        <w:ind w:firstLine="420"/>
+      </w:pPr>
+      <w:r>
+        <w:rPr>
+          <w:rFonts w:ascii="Times New Roman" w:hAnsi="Times New Roman" w:eastAsia="宋体"/>
+          <w:b w:val="0"/>
+          <w:sz w:val="24"/>
+        </w:rPr>
+        <w:t>姓名:______ 性别:______ 职务:______</w:t>
+      </w:r>
+    </w:p>
+    <w:p>
+      <w:pPr>
+        <w:ind w:firstLine="420"/>
+      </w:pPr>
+      <w:r>
+        <w:rPr>
+          <w:rFonts w:ascii="Times New Roman" w:hAnsi="Times New Roman" w:eastAsia="宋体"/>
+          <w:b w:val="0"/>
+          <w:sz w:val="24"/>
+        </w:rPr>
+        <w:t>系 ______________ 的法定代表人,特此证明。</w:t>
+      </w:r>
+    </w:p>
+    <w:p>
+      <w:pPr>
+        <w:ind w:firstLine="420"/>
+      </w:pPr>
+      <w:r>
+        <w:rPr>
+          <w:rFonts w:ascii="Times New Roman" w:hAnsi="Times New Roman" w:eastAsia="宋体"/>
+          <w:b w:val="0"/>
+          <w:sz w:val="24"/>
+        </w:rPr>
+        <w:t>供应商(电子签章):____________ 日期:____年__月__日</w:t>
+      </w:r>
+    </w:p>
+    <w:p>
+      <w:r>
+        <w:rPr>
+          <w:rFonts w:ascii="Times New Roman" w:hAnsi="Times New Roman" w:eastAsia="宋体"/>
+          <w:b w:val="0"/>
+          <w:sz w:val="24"/>
+        </w:rPr>
+      </w:r>
+    </w:p>
+    <w:p>
+      <w:r>
+        <w:rPr>
+          <w:rFonts w:ascii="Times New Roman" w:hAnsi="Times New Roman" w:eastAsia="宋体"/>
+          <w:b w:val="0"/>
+          <w:sz w:val="24"/>
+        </w:rPr>
+        <w:t>(三)其他资格证明文件</w:t>
+      </w:r>
+    </w:p>
+    <w:p>
+      <w:pPr>
+        <w:ind w:firstLine="420"/>
+      </w:pPr>
+      <w:r>
+        <w:rPr>
+          <w:rFonts w:ascii="Times New Roman" w:hAnsi="Times New Roman" w:eastAsia="宋体"/>
+          <w:b w:val="0"/>
+          <w:sz w:val="24"/>
+        </w:rPr>
+        <w:t>本处上传:营业执照 / 财务报告 / 税务证明 / 社保缴费证明等资格材料扫描件。</w:t>
+      </w:r>
+    </w:p>
+    <w:p>
+      <w:r>
+        <w:rPr>
+          <w:rFonts w:ascii="Times New Roman" w:hAnsi="Times New Roman" w:eastAsia="宋体"/>
+          <w:b w:val="0"/>
+          <w:sz w:val="24"/>
+        </w:rPr>
+      </w:r>
+    </w:p>
+    <w:p>
+      <w:r>
+        <w:rPr>
+          <w:rFonts w:ascii="Times New Roman" w:hAnsi="Times New Roman" w:eastAsia="宋体"/>
+          <w:b w:val="0"/>
+          <w:sz w:val="24"/>
+        </w:rPr>
+        <w:t>(四)不参与围标串标承诺书</w:t>
+      </w:r>
+    </w:p>
+    <w:p>
+      <w:pPr>
+        <w:ind w:firstLine="420"/>
+      </w:pPr>
+      <w:r>
+        <w:rPr>
+          <w:rFonts w:ascii="Times New Roman" w:hAnsi="Times New Roman" w:eastAsia="宋体"/>
+          <w:b w:val="0"/>
+          <w:sz w:val="24"/>
+        </w:rPr>
+        <w:t>本人作为 ______________ 的法人,承诺本项目投标活动不存在围标串标行为。</w:t>
+      </w:r>
+    </w:p>
+    <w:p>
+      <w:pPr>
+        <w:ind w:firstLine="420"/>
+      </w:pPr>
+      <w:r>
+        <w:rPr>
+          <w:rFonts w:ascii="Times New Roman" w:hAnsi="Times New Roman" w:eastAsia="宋体"/>
+          <w:b w:val="0"/>
+          <w:sz w:val="24"/>
+        </w:rPr>
+        <w:t>项目编号:DEMO-2026-001</w:t>
+      </w:r>
+    </w:p>
+    <w:p>
+      <w:pPr>
+        <w:ind w:firstLine="420"/>
+      </w:pPr>
+      <w:r>
+        <w:rPr>
+          <w:rFonts w:ascii="Times New Roman" w:hAnsi="Times New Roman" w:eastAsia="宋体"/>
+          <w:b w:val="0"/>
+          <w:sz w:val="24"/>
+        </w:rPr>
+        <w:t>供应商(电子签章):____________ 日期:____年__月__日</w:t>
+      </w:r>
+    </w:p>
+    <w:p>
+      <w:r>
+        <w:rPr>
+          <w:rFonts w:ascii="Times New Roman" w:hAnsi="Times New Roman" w:eastAsia="宋体"/>
+          <w:b w:val="0"/>
+          <w:sz w:val="24"/>
+        </w:rPr>
+      </w:r>
+    </w:p>
+    <w:p>
+      <w:r>
+        <w:rPr>
+          <w:rFonts w:ascii="Times New Roman" w:hAnsi="Times New Roman" w:eastAsia="宋体"/>
+          <w:b w:val="0"/>
+          <w:sz w:val="24"/>
+        </w:rPr>
+        <w:t>三、报价响应文件</w:t>
+      </w:r>
+    </w:p>
+    <w:p>
+      <w:pPr>
+        <w:ind w:firstLine="420"/>
+      </w:pPr>
+      <w:r>
+        <w:rPr>
+          <w:rFonts w:ascii="Times New Roman" w:hAnsi="Times New Roman" w:eastAsia="宋体"/>
+          <w:b w:val="0"/>
+          <w:sz w:val="24"/>
+        </w:rPr>
+        <w:t>(一)开标一览表</w:t>
+      </w:r>
+    </w:p>
+    <w:p>
+      <w:pPr>
+        <w:ind w:firstLine="420"/>
+      </w:pPr>
+      <w:r>
+        <w:rPr>
+          <w:rFonts w:ascii="Times New Roman" w:hAnsi="Times New Roman" w:eastAsia="宋体"/>
+          <w:b w:val="0"/>
+          <w:sz w:val="24"/>
+        </w:rPr>
+        <w:t>项目编号:DEMO-2026-001</w:t>
+      </w:r>
+    </w:p>
+    <w:p>
+      <w:pPr>
+        <w:ind w:firstLine="420"/>
+      </w:pPr>
+      <w:r>
+        <w:rPr>
+          <w:rFonts w:ascii="Times New Roman" w:hAnsi="Times New Roman" w:eastAsia="宋体"/>
+          <w:b w:val="0"/>
+          <w:sz w:val="24"/>
+        </w:rPr>
+        <w:t>项目名称:A 市直属单位 2026 年度干部综合能力提升培训服务采购项目</w:t>
+      </w:r>
+    </w:p>
+    <w:p>
+      <w:pPr>
+        <w:ind w:firstLine="420"/>
+      </w:pPr>
+      <w:r>
+        <w:rPr>
+          <w:rFonts w:ascii="Times New Roman" w:hAnsi="Times New Roman" w:eastAsia="宋体"/>
+          <w:b w:val="0"/>
+          <w:sz w:val="24"/>
+        </w:rPr>
+        <w:t>投标报价(小写):________ 元</w:t>
+      </w:r>
+    </w:p>
+    <w:p>
+      <w:pPr>
+        <w:ind w:firstLine="420"/>
+      </w:pPr>
+      <w:r>
+        <w:rPr>
+          <w:rFonts w:ascii="Times New Roman" w:hAnsi="Times New Roman" w:eastAsia="宋体"/>
+          <w:b w:val="0"/>
+          <w:sz w:val="24"/>
+        </w:rPr>
+        <w:t>投标报价(大写):________________</w:t>
+      </w:r>
+    </w:p>
+    <w:p>
+      <w:pPr>
+        <w:ind w:firstLine="420"/>
+      </w:pPr>
+      <w:r>
+        <w:rPr>
+          <w:rFonts w:ascii="Times New Roman" w:hAnsi="Times New Roman" w:eastAsia="宋体"/>
+          <w:b w:val="0"/>
+          <w:sz w:val="24"/>
+        </w:rPr>
+        <w:t>服务期限:60日历日</w:t>
+      </w:r>
+    </w:p>
+    <w:p>
+      <w:pPr>
+        <w:ind w:firstLine="420"/>
+      </w:pPr>
+      <w:r>
+        <w:rPr>
+          <w:rFonts w:ascii="Times New Roman" w:hAnsi="Times New Roman" w:eastAsia="宋体"/>
+          <w:b w:val="0"/>
+          <w:sz w:val="24"/>
+        </w:rPr>
+        <w:t>供应商(电子签章):____________ 日期:____年__月__日</w:t>
+      </w:r>
+    </w:p>
+    <w:p>
+      <w:r>
+        <w:rPr>
+          <w:rFonts w:ascii="Times New Roman" w:hAnsi="Times New Roman" w:eastAsia="宋体"/>
+          <w:b w:val="0"/>
+          <w:sz w:val="24"/>
+        </w:rPr>
+      </w:r>
+    </w:p>
+    <w:p>
+      <w:r>
+        <w:rPr>
+          <w:rFonts w:ascii="Times New Roman" w:hAnsi="Times New Roman" w:eastAsia="宋体"/>
+          <w:b w:val="0"/>
+          <w:sz w:val="24"/>
+        </w:rPr>
+        <w:t>四、商务、技术响应文件</w:t>
+      </w:r>
+    </w:p>
+    <w:p>
+      <w:pPr>
+        <w:ind w:firstLine="420"/>
+      </w:pPr>
+      <w:r>
+        <w:rPr>
+          <w:rFonts w:ascii="Times New Roman" w:hAnsi="Times New Roman" w:eastAsia="宋体"/>
+          <w:b w:val="0"/>
+          <w:sz w:val="24"/>
+        </w:rPr>
+        <w:t>(一)磋商申请</w:t>
+      </w:r>
+    </w:p>
+    <w:p>
+      <w:pPr>
+        <w:ind w:firstLine="420"/>
+      </w:pPr>
+      <w:r>
+        <w:rPr>
+          <w:rFonts w:ascii="Times New Roman" w:hAnsi="Times New Roman" w:eastAsia="宋体"/>
+          <w:b w:val="0"/>
+          <w:sz w:val="24"/>
+        </w:rPr>
+        <w:t>致:A 市机关事务服务中心</w:t>
+      </w:r>
+    </w:p>
+    <w:p>
+      <w:pPr>
+        <w:ind w:firstLine="420"/>
+      </w:pPr>
+      <w:r>
+        <w:rPr>
+          <w:rFonts w:ascii="Times New Roman" w:hAnsi="Times New Roman" w:eastAsia="宋体"/>
+          <w:b w:val="0"/>
+          <w:sz w:val="24"/>
+        </w:rPr>
+        <w:t>根据贵方项目编号 DEMO-2026-001 的磋商文件,我方正式提交响应文件。总报价为(大写)________________ 元人民币。我方指派 __________ 为项目负责人。</w:t>
+      </w:r>
+    </w:p>
+    <w:p>
+      <w:pPr>
+        <w:ind w:firstLine="420"/>
+      </w:pPr>
+      <w:r>
+        <w:rPr>
+          <w:rFonts w:ascii="Times New Roman" w:hAnsi="Times New Roman" w:eastAsia="宋体"/>
+          <w:b w:val="0"/>
+          <w:sz w:val="24"/>
+        </w:rPr>
+        <w:t>供应商(电子签章):____________ 日期:____年__月__日</w:t>
+      </w:r>
+    </w:p>
   </w:body>
 </w:document>
 </file>
@@ -422,12 +1080,6 @@
     <w:name w:val="Normal"/>
     <w:qFormat/>
     <w:rsid w:val="00FC693F"/>
-    <w:rPr>
-      <w:rFonts w:ascii="Times New Roman" w:hAnsi="Times New Roman" w:eastAsia="宋体"/>
-      <w:b w:val="0"/>
-      <w:color w:val="000000"/>
-      <w:sz w:val="28"/>
-    </w:rPr>
   </w:style>
   <w:style w:type="paragraph" w:styleId="Header">
     <w:name w:val="header"/>
@@ -488,11 +1140,11 @@
       <w:outlineLvl w:val="0"/>
     </w:pPr>
     <w:rPr>
-      <w:rFonts w:asciiTheme="majorHAnsi" w:eastAsiaTheme="majorEastAsia" w:hAnsiTheme="majorHAnsi" w:cstheme="majorBidi" w:ascii="Times New Roman" w:hAnsi="Times New Roman" w:eastAsia="黑体"/>
+      <w:rFonts w:asciiTheme="majorHAnsi" w:eastAsiaTheme="majorEastAsia" w:hAnsiTheme="majorHAnsi" w:cstheme="majorBidi"/>
       <w:b/>
       <w:bCs/>
-      <w:color w:val="000000"/>
-      <w:sz w:val="32"/>
+      <w:color w:val="365F91" w:themeColor="accent1" w:themeShade="BF"/>
+      <w:sz w:val="28"/>
       <w:szCs w:val="28"/>
     </w:rPr>
   </w:style>
@@ -512,11 +1164,11 @@
       <w:outlineLvl w:val="1"/>
     </w:pPr>
     <w:rPr>
-      <w:rFonts w:asciiTheme="majorHAnsi" w:eastAsiaTheme="majorEastAsia" w:hAnsiTheme="majorHAnsi" w:cstheme="majorBidi" w:ascii="Times New Roman" w:hAnsi="Times New Roman" w:eastAsia="黑体"/>
+      <w:rFonts w:asciiTheme="majorHAnsi" w:eastAsiaTheme="majorEastAsia" w:hAnsiTheme="majorHAnsi" w:cstheme="majorBidi"/>
       <w:b/>
       <w:bCs/>
-      <w:color w:val="000000"/>
-      <w:sz w:val="30"/>
+      <w:color w:val="4F81BD" w:themeColor="accent1"/>
+      <w:sz w:val="26"/>
       <w:szCs w:val="26"/>
     </w:rPr>
   </w:style>
@@ -536,11 +1188,10 @@
       <w:outlineLvl w:val="2"/>
     </w:pPr>
     <w:rPr>
-      <w:rFonts w:asciiTheme="majorHAnsi" w:eastAsiaTheme="majorEastAsia" w:hAnsiTheme="majorHAnsi" w:cstheme="majorBidi" w:ascii="Times New Roman" w:hAnsi="Times New Roman" w:eastAsia="黑体"/>
+      <w:rFonts w:asciiTheme="majorHAnsi" w:eastAsiaTheme="majorEastAsia" w:hAnsiTheme="majorHAnsi" w:cstheme="majorBidi"/>
       <w:b/>
       <w:bCs/>
-      <w:color w:val="000000"/>
-      <w:sz w:val="28"/>
+      <w:color w:val="4F81BD" w:themeColor="accent1"/>
     </w:rPr>
   </w:style>
   <w:style w:type="paragraph" w:styleId="Heading4">
@@ -560,13 +1211,12 @@
       <w:outlineLvl w:val="3"/>
     </w:pPr>
     <w:rPr>
-      <w:rFonts w:asciiTheme="majorHAnsi" w:eastAsiaTheme="majorEastAsia" w:hAnsiTheme="majorHAnsi" w:cstheme="majorBidi" w:ascii="Times New Roman" w:hAnsi="Times New Roman" w:eastAsia="黑体"/>
+      <w:rFonts w:asciiTheme="majorHAnsi" w:eastAsiaTheme="majorEastAsia" w:hAnsiTheme="majorHAnsi" w:cstheme="majorBidi"/>
       <w:b/>
       <w:bCs/>
       <w:i/>
       <w:iCs/>
-      <w:color w:val="000000"/>
-      <w:sz w:val="24"/>
+      <w:color w:val="4F81BD" w:themeColor="accent1"/>
     </w:rPr>
   </w:style>
   <w:style w:type="paragraph" w:styleId="Heading5">
